--- a/api/_docrh/modelos/contrato-trabalho-prazo-determinado.docx
+++ b/api/_docrh/modelos/contrato-trabalho-prazo-determinado.docx
@@ -576,7 +576,7 @@
                 <w:sz w:val="22"/>
                 <w:szCs w:val="22"/>
               </w:rPr>
-              <w:t>(</w:t>
+              <w:t>{{FUNCAO}}</w:t>
             </w:r>
             <w:r>
               <w:rPr>
@@ -586,36 +586,7 @@
                 <w:szCs w:val="22"/>
                 <w:highlight w:val="yellow"/>
               </w:rPr>
-              <w:t>.. nomenclatura da função ..</w:t>
             </w:r>
-            <w:r>
-              <w:rPr>
-                <w:rFonts w:cs="Bookman Old Style" w:ascii="Bookman Old Style" w:hAnsi="Bookman Old Style"/>
-                <w:color w:val="000000"/>
-                <w:sz w:val="22"/>
-                <w:szCs w:val="22"/>
-              </w:rPr>
-              <w:t>)</w:t>
-            </w:r>
-          </w:p>
-          <w:p>
-            <w:pPr>
-              <w:pStyle w:val="Normal"/>
-              <w:numPr>
-                <w:ilvl w:val="0"/>
-                <w:numId w:val="0"/>
-              </w:numPr>
-              <w:spacing w:before="0" w:after="0"/>
-              <w:contextualSpacing/>
-              <w:jc w:val="both"/>
-              <w:outlineLvl w:val="0"/>
-              <w:rPr>
-                <w:rFonts w:ascii="Bookman Old Style" w:hAnsi="Bookman Old Style" w:cs="Bookman Old Style"/>
-                <w:color w:val="000000"/>
-                <w:sz w:val="22"/>
-                <w:szCs w:val="22"/>
-              </w:rPr>
-            </w:pPr>
             <w:r>
               <w:rPr>
                 <w:rFonts w:cs="Bookman Old Style" w:ascii="Bookman Old Style" w:hAnsi="Bookman Old Style"/>
@@ -734,7 +705,7 @@
                 <w:sz w:val="22"/>
                 <w:szCs w:val="22"/>
               </w:rPr>
-              <w:t>(</w:t>
+              <w:t>{{REMUNERACAO}}</w:t>
             </w:r>
             <w:r>
               <w:rPr>
@@ -744,7 +715,6 @@
                 <w:szCs w:val="22"/>
                 <w:highlight w:val="yellow"/>
               </w:rPr>
-              <w:t>..Informação sobre salário básico, detalhamento de comissões, etc...</w:t>
             </w:r>
             <w:r>
               <w:rPr>
@@ -753,7 +723,6 @@
                 <w:sz w:val="22"/>
                 <w:szCs w:val="22"/>
               </w:rPr>
-              <w:t>)</w:t>
             </w:r>
           </w:p>
         </w:tc>
@@ -1067,76 +1036,7 @@
                 <w:szCs w:val="22"/>
                 <w:highlight w:val="yellow"/>
               </w:rPr>
-              <w:t>-(descrever os trabalhos que serão executados pelo empregado)</w:t>
-            </w:r>
-          </w:p>
-          <w:p>
-            <w:pPr>
-              <w:pStyle w:val="Normal"/>
-              <w:spacing w:before="0" w:after="0"/>
-              <w:contextualSpacing/>
-              <w:jc w:val="both"/>
-              <w:rPr>
-                <w:rFonts w:ascii="Bookman Old Style" w:hAnsi="Bookman Old Style" w:cs="Bookman Old Style"/>
-                <w:iCs/>
-                <w:color w:val="FF0000"/>
-                <w:sz w:val="22"/>
-                <w:szCs w:val="22"/>
-              </w:rPr>
-            </w:pPr>
-            <w:r>
-              <w:rPr>
-                <w:rFonts w:cs="Bookman Old Style" w:ascii="Bookman Old Style" w:hAnsi="Bookman Old Style"/>
-                <w:color w:val="FF0000"/>
-                <w:sz w:val="22"/>
-                <w:szCs w:val="22"/>
-                <w:highlight w:val="yellow"/>
-              </w:rPr>
-              <w:t>-I</w:t>
-            </w:r>
-            <w:r>
-              <w:rPr>
-                <w:rFonts w:cs="Bookman Old Style" w:ascii="Bookman Old Style" w:hAnsi="Bookman Old Style"/>
-                <w:iCs/>
-                <w:color w:val="FF0000"/>
-                <w:sz w:val="22"/>
-                <w:szCs w:val="22"/>
-                <w:highlight w:val="yellow"/>
-              </w:rPr>
-              <w:t xml:space="preserve">nclusive todas as demais atividades e </w:t>
-            </w:r>
-            <w:commentRangeStart w:id="1"/>
-            <w:r>
-              <w:rPr>
-                <w:rFonts w:cs="Bookman Old Style" w:ascii="Bookman Old Style" w:hAnsi="Bookman Old Style"/>
-                <w:iCs/>
-                <w:color w:val="FF0000"/>
-                <w:sz w:val="22"/>
-                <w:szCs w:val="22"/>
-                <w:highlight w:val="yellow"/>
-              </w:rPr>
-              <w:t>procedimentos</w:t>
-            </w:r>
-            <w:r>
-              <w:rPr>
-                <w:rStyle w:val="Refdecomentrio"/>
-                <w:vanish w:val="false"/>
-              </w:rPr>
-            </w:r>
-            <w:commentRangeEnd w:id="1"/>
-            <w:r>
-              <w:commentReference w:id="1"/>
-            </w:r>
-            <w:r>
-              <w:rPr>
-                <w:rFonts w:cs="Bookman Old Style" w:ascii="Bookman Old Style" w:hAnsi="Bookman Old Style"/>
-                <w:iCs/>
-                <w:color w:val="FF0000"/>
-                <w:sz w:val="22"/>
-                <w:szCs w:val="22"/>
-                <w:highlight w:val="yellow"/>
-              </w:rPr>
-              <w:t xml:space="preserve"> necessários e  correlatos a função.</w:t>
+              <w:t>{{DESCRICAO_ATIVIDADES}}</w:t>
             </w:r>
           </w:p>
         </w:tc>
@@ -1495,6 +1395,7 @@
                 <w:szCs w:val="22"/>
                 <w:highlight w:val="yellow"/>
               </w:rPr>
+              <w:t>{{EMAIL_CONTATO}}</w:t>
             </w:r>
           </w:p>
         </w:tc>
